--- a/render/cdir-track4-note/out/kyra-gate-concept-note.docx
+++ b/render/cdir-track4-note/out/kyra-gate-concept-note.docx
@@ -81,7 +81,7 @@
               <w:pStyle w:val="Compact"/>
             </w:pPr>
             <w:r>
-              <w:t xml:space="preserve">mitchell@soulbis.com — engine, model, standards lane ·</w:t>
+              <w:t xml:space="preserve">mitchell@soulbis.com — engine, model, standards lane · member, Trusted Agents WG,</w:t>
             </w:r>
             <w:r>
               <w:t xml:space="preserve"> </w:t>
@@ -100,7 +100,7 @@
               <w:t xml:space="preserve"> </w:t>
             </w:r>
             <w:r>
-              <w:t xml:space="preserve">member, Trusted Agents WG ·</w:t>
+              <w:t xml:space="preserve">·</w:t>
             </w:r>
             <w:r>
               <w:t xml:space="preserve"> </w:t>
@@ -110,7 +110,7 @@
                 <w:b/>
                 <w:bCs/>
               </w:rPr>
-              <w:t xml:space="preserve">chair,</w:t>
+              <w:t xml:space="preserve">co-chair,</w:t>
             </w:r>
             <w:r>
               <w:rPr>

--- a/render/cdir-track4-note/out/kyra-gate-concept-note.docx
+++ b/render/cdir-track4-note/out/kyra-gate-concept-note.docx
@@ -308,6 +308,23 @@
                   <w:rStyle w:val="Hyperlink"/>
                 </w:rPr>
                 <w:t xml:space="preserve">chloewhite.info</w:t>
+              </w:r>
+            </w:hyperlink>
+            <w:r>
+              <w:t xml:space="preserve"> </w:t>
+            </w:r>
+            <w:r>
+              <w:t xml:space="preserve">· member,</w:t>
+            </w:r>
+            <w:r>
+              <w:t xml:space="preserve"> </w:t>
+            </w:r>
+            <w:hyperlink r:id="rId12">
+              <w:r>
+                <w:rPr>
+                  <w:rStyle w:val="Hyperlink"/>
+                </w:rPr>
+                <w:t xml:space="preserve">BGIN</w:t>
               </w:r>
             </w:hyperlink>
           </w:p>

--- a/render/cdir-track4-note/out/kyra-gate-concept-note.docx
+++ b/render/cdir-track4-note/out/kyra-gate-concept-note.docx
@@ -314,15 +314,31 @@
               <w:t xml:space="preserve"> </w:t>
             </w:r>
             <w:r>
-              <w:t xml:space="preserve">· member,</w:t>
-            </w:r>
-            <w:r>
+              <w:t xml:space="preserve">·</w:t>
+            </w:r>
+            <w:r>
+              <w:t xml:space="preserve"> </w:t>
+            </w:r>
+            <w:r>
+              <w:rPr>
+                <w:b/>
+                <w:bCs/>
+              </w:rPr>
+              <w:t xml:space="preserve">co-chair, Financial Applications and Social Economics (FASE) WG,</w:t>
+            </w:r>
+            <w:r>
+              <w:rPr>
+                <w:b/>
+                <w:bCs/>
+              </w:rPr>
               <w:t xml:space="preserve"> </w:t>
             </w:r>
             <w:hyperlink r:id="rId12">
               <w:r>
                 <w:rPr>
                   <w:rStyle w:val="Hyperlink"/>
+                  <w:b/>
+                  <w:bCs/>
                 </w:rPr>
                 <w:t xml:space="preserve">BGIN</w:t>
               </w:r>

--- a/render/cdir-track4-note/out/kyra-gate-concept-note.docx
+++ b/render/cdir-track4-note/out/kyra-gate-concept-note.docx
@@ -269,6 +269,44 @@
                 <w:b/>
                 <w:bCs/>
               </w:rPr>
+              <w:t xml:space="preserve">David McFadzean</w:t>
+            </w:r>
+          </w:p>
+        </w:tc>
+        <w:tc>
+          <w:tcPr/>
+          <w:p>
+            <w:pPr>
+              <w:pStyle w:val="Compact"/>
+            </w:pPr>
+            <w:r>
+              <w:rPr>
+                <w:b/>
+                <w:bCs/>
+              </w:rPr>
+              <w:t xml:space="preserve">Archon architect</w:t>
+            </w:r>
+            <w:r>
+              <w:t xml:space="preserve"> </w:t>
+            </w:r>
+            <w:r>
+              <w:t xml:space="preserve">— the identity platform beneath Hearthold; available to sign releases</w:t>
+            </w:r>
+          </w:p>
+        </w:tc>
+      </w:tr>
+      <w:tr>
+        <w:tc>
+          <w:tcPr/>
+          <w:p>
+            <w:pPr>
+              <w:pStyle w:val="Compact"/>
+            </w:pPr>
+            <w:r>
+              <w:rPr>
+                <w:b/>
+                <w:bCs/>
+              </w:rPr>
               <w:t xml:space="preserve">Chloe White</w:t>
             </w:r>
           </w:p>
@@ -556,7 +594,36 @@
         <w:t xml:space="preserve">the compass, not the captain</w:t>
       </w:r>
       <w:r>
-        <w:t xml:space="preserve">. KY-A — Know Your Agent — keeps her name. And because this is at heart a fintech challenge, the note grounds the same machinery in a market scenario: credit against tokenised real-world assets, where admission at the gate is what creates the pricing premium (§3).</w:t>
+        <w:t xml:space="preserve">. And the name is exact:</w:t>
+      </w:r>
+      <w:r>
+        <w:t xml:space="preserve"> </w:t>
+      </w:r>
+      <w:r>
+        <w:rPr>
+          <w:b/>
+          <w:bCs/>
+        </w:rPr>
+        <w:t xml:space="preserve">KYRA — Know Your Runtime Agent</w:t>
+      </w:r>
+      <w:r>
+        <w:t xml:space="preserve">.</w:t>
+      </w:r>
+      <w:r>
+        <w:t xml:space="preserve"> </w:t>
+      </w:r>
+      <w:r>
+        <w:rPr>
+          <w:i/>
+          <w:iCs/>
+        </w:rPr>
+        <w:t xml:space="preserve">Runtime</w:t>
+      </w:r>
+      <w:r>
+        <w:t xml:space="preserve"> </w:t>
+      </w:r>
+      <w:r>
+        <w:t xml:space="preserve">is the point — the gate verifies what an agent understands and does as it runs, not what it possesses. And because this is at heart a fintech challenge, the note grounds the same machinery in a market scenario: credit against tokenised real-world assets, where admission at the gate is what creates the pricing premium (§3).</w:t>
       </w:r>
     </w:p>
     <w:bookmarkEnd w:id="15"/>
@@ -2054,7 +2121,39 @@
         <w:t xml:space="preserve">hitchhiker</w:t>
       </w:r>
       <w:r>
-        <w:t xml:space="preserve">. A visiting agent — or a traveller’s agent — hitchhikes between hearths and discovers the world, walking the same KY-A ceremony at each door: admitted as a guest with a scoped hand of cards, never the run of the house. Roaming without a platform in the middle — the trust graph’s edges become roads. (The repository’s third persona expression is already named</w:t>
+        <w:t xml:space="preserve">. A visiting agent — or a traveller’s agent — hitchhikes between hearths and discovers the world, walking the same KY-A ceremony at each door: admitted as a guest with a scoped hand of cards, never the run of the house. The hitchhiker’s pattern</w:t>
+      </w:r>
+      <w:r>
+        <w:t xml:space="preserve"> </w:t>
+      </w:r>
+      <w:r>
+        <w:rPr>
+          <w:b/>
+          <w:bCs/>
+        </w:rPr>
+        <w:t xml:space="preserve">is</w:t>
+      </w:r>
+      <w:r>
+        <w:t xml:space="preserve"> </w:t>
+      </w:r>
+      <w:r>
+        <w:t xml:space="preserve">the reverse-Google pattern in motion: the query travels to the nodes; the data never travels to a centre. And the roads have distance — Hearthold’s</w:t>
+      </w:r>
+      <w:r>
+        <w:t xml:space="preserve"> </w:t>
+      </w:r>
+      <w:r>
+        <w:rPr>
+          <w:b/>
+          <w:bCs/>
+        </w:rPr>
+        <w:t xml:space="preserve">trust-chain attenuation</w:t>
+      </w:r>
+      <w:r>
+        <w:t xml:space="preserve"> </w:t>
+      </w:r>
+      <w:r>
+        <w:t xml:space="preserve">lets any hearth-keeper refuse a hitchhiker too far from home (four degrees of separation, say), so hospitality is a policy each node sets, never a default it suffers. Roaming without a platform in the middle — the trust graph’s edges become roads, and the roads have tolls, signs, and neighbourly limits. (The repository’s third persona expression is already named</w:t>
       </w:r>
       <w:r>
         <w:t xml:space="preserve"> </w:t>
